--- a/chapter1/letters/Support_Letter_Saari.docx
+++ b/chapter1/letters/Support_Letter_Saari.docx
@@ -66,7 +66,7 @@
         <w:jc w:val="both"/>
       </w:pPr>
       <w:r>
-        <w:t>My background is in the losses of high-speed electrical machines, and in particular the aerodynamic and friction losses of the air gap. I have since spent [many years] in industry, where such machines are built and sold rather than studied, and that combination is what shapes the two observations below.</w:t>
+        <w:t>My background is in the losses of high-speed electrical machines, and in particular the aerodynamic and friction losses of the air gap. I now work at Upheat on high-temperature industrial heat pumps, where such machines are built and sold rather than studied, and that combination is what shapes the two observations below.</w:t>
       </w:r>
     </w:p>
     <w:p>
@@ -90,7 +90,7 @@
         <w:jc w:val="both"/>
       </w:pPr>
       <w:r>
-        <w:t>Subject to the publishing contract, I intend to contribute the aerodynamic and windage losses in the loss chapter, the industrial applications and the architecture-selection logic in the applications chapter, and, subject to my employer's agreement on what may be published, an industrial compressor drive as a case study carried from specification to measured performance. I have worked on [the design and loss analysis of high-speed machines] for [number] years, including [the work to be named here], and would bring that experience to the book.</w:t>
+        <w:t>Subject to the publishing contract, I intend to contribute the section on aerodynamic and windage losses in the loss chapter [or: the section on high-temperature industrial heat pumps as an emerging driver for high-speed machines, in the applications chapter — keep whichever you take]. I have worked on [the design and loss analysis of high-speed machines] for [number] years, including [the work to be named here], and would bring that experience to the book.</w:t>
       </w:r>
     </w:p>
     <w:p>

--- a/chapter1/letters/Support_Letter_Saari.docx
+++ b/chapter1/letters/Support_Letter_Saari.docx
@@ -90,7 +90,7 @@
         <w:jc w:val="both"/>
       </w:pPr>
       <w:r>
-        <w:t>Subject to the publishing contract, I intend to contribute the section on aerodynamic and windage losses in the loss chapter [or: the section on high-temperature industrial heat pumps as an emerging driver for high-speed machines, in the applications chapter — keep whichever you take]. I have worked on [the design and loss analysis of high-speed machines] for [number] years, including [the work to be named here], and would bring that experience to the book.</w:t>
+        <w:t>Subject to the publishing contract, I intend to write the chapter on applications and system architectures: the direct-drive transition in industry, the gearless compressors, blowers and organic Rankine cycle units, the subsea and hermetic process machines, the high-temperature industrial heat pump as the driver currently pulling hardest on high-speed compression, and the logic by which an architecture is chosen between total cost of ownership and specific power. I would bring in co-authors for the mobile applications and for the aerodynamic optimum, and would answer for the coherence of the chapter as a whole. I have worked on [the design and loss analysis of high-speed machines] for [number] years, including [the work to be named here], and would bring that experience to the book.</w:t>
       </w:r>
     </w:p>
     <w:p>

--- a/chapter1/letters/Support_Letter_Saari.docx
+++ b/chapter1/letters/Support_Letter_Saari.docx
@@ -7,7 +7,7 @@
         <w:jc w:val="both"/>
       </w:pPr>
       <w:r>
-        <w:t>[Company letterhead]</w:t>
+        <w:t>[Upheat letterhead]</w:t>
       </w:r>
     </w:p>
     <w:p>
@@ -114,7 +114,7 @@
         <w:jc w:val="both"/>
       </w:pPr>
       <w:r>
-        <w:t>[Title] Juha Saari</w:t>
+        <w:t>Juha Saari</w:t>
       </w:r>
     </w:p>
     <w:p>
@@ -122,7 +122,7 @@
         <w:jc w:val="both"/>
       </w:pPr>
       <w:r>
-        <w:t>[Position], [Company]</w:t>
+        <w:t>[Position], Upheat</w:t>
       </w:r>
     </w:p>
     <w:p>
